--- a/public/temas/ejercicio-1/ESQUEMA TEMA 53.docx
+++ b/public/temas/ejercicio-1/ESQUEMA TEMA 53.docx
@@ -576,7 +576,7 @@
           <w:rFonts w:ascii="Cambria" w:hAnsi="Cambria" w:cs="Cambria" w:eastAsia="Cambria"/>
           <w:sz w:val="22"/>
         </w:rPr>
-        <w:t>Ejemplos: UE con EE. UU., Canadá, Japón, Australia, Nueva Zelanda, Suiza, Israel</w:t>
+        <w:t>Ejemplos: UE con EEUU, Canadá, Japón, Australia, Nueva Zelanda, Suiza, Israel</w:t>
       </w:r>
     </w:p>
     <w:p>
@@ -743,7 +743,7 @@
           <w:b/>
           <w:sz w:val="22"/>
         </w:rPr>
-        <w:t>RD 338/2010</w:t>
+        <w:t>Real Decreto 338/2010</w:t>
       </w:r>
       <w:r>
         <w:rPr>
@@ -758,7 +758,7 @@
           <w:b/>
           <w:sz w:val="22"/>
         </w:rPr>
-        <w:t>RD 1072/2015</w:t>
+        <w:t>Real Decreto 1072/2015</w:t>
       </w:r>
       <w:r>
         <w:rPr>
@@ -773,7 +773,7 @@
           <w:b/>
           <w:sz w:val="22"/>
         </w:rPr>
-        <w:t>RD 145/2023</w:t>
+        <w:t>Real Decreto 145/2023</w:t>
       </w:r>
       <w:r>
         <w:rPr>
@@ -788,7 +788,7 @@
           <w:b/>
           <w:sz w:val="22"/>
         </w:rPr>
-        <w:t>RD 164/2025</w:t>
+        <w:t>Real Decreto 164/2025</w:t>
       </w:r>
     </w:p>
     <w:p>
@@ -1018,7 +1018,7 @@
           <w:rFonts w:ascii="Cambria" w:hAnsi="Cambria" w:cs="Cambria" w:eastAsia="Cambria"/>
           <w:sz w:val="22"/>
         </w:rPr>
-        <w:t>Auspiciada y tutelada por la Administración, conforme a Ley 21/1992 y RD 2200/1995</w:t>
+        <w:t>Auspiciada y tutelada por la Administración, conforme a Ley 21/1992 y Real Decreto 2200/1995</w:t>
       </w:r>
     </w:p>
     <w:p>
@@ -3234,7 +3234,7 @@
           <w:rFonts w:ascii="Cambria" w:hAnsi="Cambria" w:cs="Cambria" w:eastAsia="Cambria"/>
           <w:sz w:val="22"/>
         </w:rPr>
-        <w:t>ENAC, único ONA: Ley 21/1992, RD 2200/1995 y Reglamento (CE) 765/2008</w:t>
+        <w:t>ENAC, único ONA: Ley 21/1992, Real Decreto 2200/1995 y Reglamento (CE) 765/2008</w:t>
       </w:r>
     </w:p>
     <w:p>
